--- a/Forensik/02 Vorlesung/02 Vorlesung.docx
+++ b/Forensik/02 Vorlesung/02 Vorlesung.docx
@@ -945,6 +945,7 @@
   <w:style w:type="character" w:default="1" w:styleId="Absatz-Standardschriftart">
     <w:name w:val="Default Paragraph Font"/>
     <w:uiPriority w:val="1"/>
+    <w:semiHidden/>
     <w:unhideWhenUsed/>
   </w:style>
   <w:style w:type="table" w:default="1" w:styleId="NormaleTabelle">
